--- a/4-质量管理/运行记录类文件/040209-运维服务质量管理计划.docx
+++ b/4-质量管理/运行记录类文件/040209-运维服务质量管理计划.docx
@@ -78,8 +78,6 @@
         </w:rPr>
         <w:t>09</w:t>
       </w:r>
-      <w:bookmarkStart w:id="25" w:name="_GoBack"/>
-      <w:bookmarkEnd w:id="25"/>
     </w:p>
     <w:p>
       <w:pPr>
@@ -224,6 +222,12 @@
             <w:insideH w:val="none" w:color="auto" w:sz="0" w:space="0"/>
             <w:insideV w:val="none" w:color="auto" w:sz="0" w:space="0"/>
           </w:tblBorders>
+          <w:tblCellMar>
+            <w:top w:w="0" w:type="dxa"/>
+            <w:left w:w="108" w:type="dxa"/>
+            <w:bottom w:w="0" w:type="dxa"/>
+            <w:right w:w="108" w:type="dxa"/>
+          </w:tblCellMar>
         </w:tblPrEx>
         <w:trPr>
           <w:trHeight w:val="810" w:hRule="atLeast"/>
@@ -3541,7 +3545,7 @@
           <w:rFonts w:hint="eastAsia"/>
           <w:lang w:val="en-US" w:eastAsia="zh-CN"/>
         </w:rPr>
-        <w:t>全员参与：服务质量不仅是平台运维组的责任，而是需要所有相关部门（综合办公室、研发组、管控部、采购部、管控部）协同保障。</w:t>
+        <w:t>全员参与：服务质量不仅是平台运维组的责任，而是需要所有相关部门（综合办公室、研发组、管控部和采购部）协同保障。</w:t>
       </w:r>
     </w:p>
     <w:p>
@@ -4419,7 +4423,16 @@
           <w:rFonts w:hint="default"/>
           <w:lang w:val="en-US" w:eastAsia="zh-CN"/>
         </w:rPr>
-        <w:t>构建监控能力： 在应用中集成监控探针，提供关键的性能指标和健康状态检查，与平台运维组共同定义有效的监控告警策略。</w:t>
+        <w:t>构建监控能力：</w:t>
+      </w:r>
+      <w:bookmarkStart w:id="25" w:name="_GoBack"/>
+      <w:bookmarkEnd w:id="25"/>
+      <w:r>
+        <w:rPr>
+          <w:rFonts w:hint="default"/>
+          <w:lang w:val="en-US" w:eastAsia="zh-CN"/>
+        </w:rPr>
+        <w:t>在应用中集成监控探针，提供关键的性能指标和健康状态检查，与平台运维组共同定义有效的监控告警策略。</w:t>
       </w:r>
     </w:p>
     <w:p>
@@ -5833,8 +5846,8 @@
       </w:pPr>
       <w:bookmarkStart w:id="21" w:name="bookmark14"/>
       <w:bookmarkEnd w:id="21"/>
-      <w:bookmarkStart w:id="22" w:name="_Toc14110"/>
-      <w:bookmarkStart w:id="23" w:name="_Toc27093"/>
+      <w:bookmarkStart w:id="22" w:name="_Toc27093"/>
+      <w:bookmarkStart w:id="23" w:name="_Toc14110"/>
       <w:r>
         <w:rPr>
           <w:rFonts w:hint="eastAsia"/>
